--- a/projects/ciszubot/website/public/docs/docx/HELP.docx
+++ b/projects/ciszubot/website/public/docs/docx/HELP.docx
@@ -250,6 +250,441 @@
       </w:r>
       <w:r>
         <w:t xml:space="preserve">- If the admin panel doesn’t load: confirm Express on port 5000</w:t>
+      </w:r>
+    </w:p>
+    <w:p>
+      <w:r>
+        <w:pict>
+          <v:rect style="width:0;height:1.5pt" o:hralign="center" o:hrstd="t" o:hr="t"/>
+        </w:pict>
+      </w:r>
+    </w:p>
+    <w:p>
+      <w:pPr>
+        <w:pStyle w:val="FirstParagraph"/>
+      </w:pPr>
+      <w:r>
+        <w:t xml:space="preserve">NUEVAS FUNCIONES / NEW FEATURES (v3.5.0)</w:t>
+      </w:r>
+    </w:p>
+    <w:p>
+      <w:pPr>
+        <w:pStyle w:val="BodyText"/>
+      </w:pPr>
+      <w:r>
+        <w:t xml:space="preserve">[ESPANOL]</w:t>
+      </w:r>
+      <w:r>
+        <w:t xml:space="preserve"> </w:t>
+      </w:r>
+      <w:r>
+        <w:t xml:space="preserve">ECONOMIA:</w:t>
+      </w:r>
+      <w:r>
+        <w:t xml:space="preserve"> </w:t>
+      </w:r>
+      <w:r>
+        <w:t xml:space="preserve">- cz!work - trabaja cada hora y gana monedas; cz!daily, cz!gamble y cz!slot para mas</w:t>
+      </w:r>
+      <w:r>
+        <w:t xml:space="preserve"> </w:t>
+      </w:r>
+      <w:r>
+        <w:t xml:space="preserve">- cz!coin emoji/nombre - personaliza la moneda del servidor (tambien en el dashboard)</w:t>
+      </w:r>
+      <w:r>
+        <w:t xml:space="preserve"> </w:t>
+      </w:r>
+      <w:r>
+        <w:t xml:space="preserve">- Drops: dinero que cae en un canal con boton</w:t>
+      </w:r>
+      <w:r>
+        <w:t xml:space="preserve"> </w:t>
+      </w:r>
+      <w:r>
+        <w:t xml:space="preserve">“Reclamar”</w:t>
+      </w:r>
+      <w:r>
+        <w:t xml:space="preserve"> </w:t>
+      </w:r>
+      <w:r>
+        <w:t xml:space="preserve">(free: 3/dia; Premium: ilimitados)</w:t>
+      </w:r>
+    </w:p>
+    <w:p>
+      <w:pPr>
+        <w:pStyle w:val="BodyText"/>
+      </w:pPr>
+      <w:r>
+        <w:t xml:space="preserve">ALIANZAS (cz!alliance):</w:t>
+      </w:r>
+      <w:r>
+        <w:t xml:space="preserve"> </w:t>
+      </w:r>
+      <w:r>
+        <w:t xml:space="preserve">- Canal dedicado: publica el link de un servidor y gana puntos de alianza (cz!alliance top)</w:t>
+      </w:r>
+      <w:r>
+        <w:t xml:space="preserve"> </w:t>
+      </w:r>
+      <w:r>
+        <w:t xml:space="preserve">- Cooldown por usuario, deteccion de servidores repetidos, filtros de palabras y servidores con sancion (mute/kick/ban), bloqueo de servidores +18</w:t>
+      </w:r>
+      <w:r>
+        <w:t xml:space="preserve"> </w:t>
+      </w:r>
+      <w:r>
+        <w:t xml:space="preserve">- Recompensas por puntos: roles y monedas automaticas al alcanzar umbrales</w:t>
+      </w:r>
+    </w:p>
+    <w:p>
+      <w:pPr>
+        <w:pStyle w:val="BodyText"/>
+      </w:pPr>
+      <w:r>
+        <w:t xml:space="preserve">TICKETS (cz!tickets):</w:t>
+      </w:r>
+      <w:r>
+        <w:t xml:space="preserve"> </w:t>
+      </w:r>
+      <w:r>
+        <w:t xml:space="preserve">- Panel con categorias (soporte, postulaciones…), formularios previos opcionales y canales privados</w:t>
+      </w:r>
+      <w:r>
+        <w:t xml:space="preserve"> </w:t>
+      </w:r>
+      <w:r>
+        <w:t xml:space="preserve">- Botones Reclamar/Cerrar, registro en canal de logs y auto-borrado al cerrar</w:t>
+      </w:r>
+      <w:r>
+        <w:t xml:space="preserve"> </w:t>
+      </w:r>
+      <w:r>
+        <w:t xml:space="preserve">- Cada categoria puede otorgar un rol al abrir el ticket y tener su propio embed/color</w:t>
+      </w:r>
+    </w:p>
+    <w:p>
+      <w:pPr>
+        <w:pStyle w:val="BodyText"/>
+      </w:pPr>
+      <w:r>
+        <w:t xml:space="preserve">COMUNIDAD:</w:t>
+      </w:r>
+      <w:r>
+        <w:t xml:space="preserve"> </w:t>
+      </w:r>
+      <w:r>
+        <w:t xml:space="preserve">- cz!invites - puntos por invitar con top y recompensas por umbral</w:t>
+      </w:r>
+      <w:r>
+        <w:t xml:space="preserve"> </w:t>
+      </w:r>
+      <w:r>
+        <w:t xml:space="preserve">- cz!starboard - mensajes destacados por reacciones</w:t>
+      </w:r>
+      <w:r>
+        <w:t xml:space="preserve"> </w:t>
+      </w:r>
+      <w:r>
+        <w:t xml:space="preserve">- cz!privatevc - canales de voz privados con panel (bloquear/ocultar/eliminar)</w:t>
+      </w:r>
+      <w:r>
+        <w:t xml:space="preserve"> </w:t>
+      </w:r>
+      <w:r>
+        <w:t xml:space="preserve">- cz!nitro - reenvia emojis externos sin Nitro via webhook</w:t>
+      </w:r>
+      <w:r>
+        <w:t xml:space="preserve"> </w:t>
+      </w:r>
+      <w:r>
+        <w:t xml:space="preserve">- cz!marry / cz!divorce / cz!partner - sistema social de matrimonios</w:t>
+      </w:r>
+      <w:r>
+        <w:t xml:space="preserve"> </w:t>
+      </w:r>
+      <w:r>
+        <w:t xml:space="preserve">- cz!welcome / cz!goodbye - bienvenidas y despedidas personalizables con variables</w:t>
+      </w:r>
+    </w:p>
+    <w:p>
+      <w:pPr>
+        <w:pStyle w:val="BodyText"/>
+      </w:pPr>
+      <w:r>
+        <w:t xml:space="preserve">MODERACION:</w:t>
+      </w:r>
+      <w:r>
+        <w:t xml:space="preserve"> </w:t>
+      </w:r>
+      <w:r>
+        <w:t xml:space="preserve">- Automod: enlaces, invitaciones, mayusculas, palabras prohibidas, spam (repetidos) y flood (rafaga)</w:t>
+      </w:r>
+      <w:r>
+        <w:t xml:space="preserve"> </w:t>
+      </w:r>
+      <w:r>
+        <w:t xml:space="preserve">- cz!cooldown - limite</w:t>
+      </w:r>
+      <w:r>
+        <w:t xml:space="preserve"> </w:t>
+      </w:r>
+      <w:r>
+        <w:t xml:space="preserve">“espera X segundos”</w:t>
+      </w:r>
+      <w:r>
+        <w:t xml:space="preserve"> </w:t>
+      </w:r>
+      <w:r>
+        <w:t xml:space="preserve">por comando</w:t>
+      </w:r>
+    </w:p>
+    <w:p>
+      <w:pPr>
+        <w:pStyle w:val="BodyText"/>
+      </w:pPr>
+      <w:r>
+        <w:t xml:space="preserve">DASHBOARD:</w:t>
+      </w:r>
+      <w:r>
+        <w:t xml:space="preserve"> </w:t>
+      </w:r>
+      <w:r>
+        <w:t xml:space="preserve">- Nuevas secciones: Economia, Comunidad, Automod, Alianzas y Tickets</w:t>
+      </w:r>
+      <w:r>
+        <w:t xml:space="preserve"> </w:t>
+      </w:r>
+      <w:r>
+        <w:t xml:space="preserve">- QuickHelp: boton</w:t>
+      </w:r>
+      <w:r>
+        <w:t xml:space="preserve"> </w:t>
+      </w:r>
+      <w:r>
+        <w:t xml:space="preserve">“?”</w:t>
+      </w:r>
+      <w:r>
+        <w:t xml:space="preserve"> </w:t>
+      </w:r>
+      <w:r>
+        <w:t xml:space="preserve">en cada seccion con los comandos de esa opcion y para que sirven</w:t>
+      </w:r>
+      <w:r>
+        <w:t xml:space="preserve"> </w:t>
+      </w:r>
+      <w:r>
+        <w:t xml:space="preserve">- Roles por nivel configurables desde Niveles (cz!levelconfig role)</w:t>
+      </w:r>
+    </w:p>
+    <w:p>
+      <w:pPr>
+        <w:pStyle w:val="BodyText"/>
+      </w:pPr>
+      <w:r>
+        <w:t xml:space="preserve">[ENGLISH]</w:t>
+      </w:r>
+      <w:r>
+        <w:t xml:space="preserve"> </w:t>
+      </w:r>
+      <w:r>
+        <w:t xml:space="preserve">ECONOMY:</w:t>
+      </w:r>
+      <w:r>
+        <w:t xml:space="preserve"> </w:t>
+      </w:r>
+      <w:r>
+        <w:t xml:space="preserve">- cz!work - work hourly for coins; cz!daily, cz!gamble and cz!slot for more</w:t>
+      </w:r>
+      <w:r>
+        <w:t xml:space="preserve"> </w:t>
+      </w:r>
+      <w:r>
+        <w:t xml:space="preserve">- cz!coin emoji/name - customize the server currency (also in the dashboard)</w:t>
+      </w:r>
+      <w:r>
+        <w:t xml:space="preserve"> </w:t>
+      </w:r>
+      <w:r>
+        <w:t xml:space="preserve">- Drops: money falls in a channel with a</w:t>
+      </w:r>
+      <w:r>
+        <w:t xml:space="preserve"> </w:t>
+      </w:r>
+      <w:r>
+        <w:t xml:space="preserve">“Claim”</w:t>
+      </w:r>
+      <w:r>
+        <w:t xml:space="preserve"> </w:t>
+      </w:r>
+      <w:r>
+        <w:t xml:space="preserve">button (free: 3/day; Premium: unlimited)</w:t>
+      </w:r>
+    </w:p>
+    <w:p>
+      <w:pPr>
+        <w:pStyle w:val="BodyText"/>
+      </w:pPr>
+      <w:r>
+        <w:t xml:space="preserve">ALLIANCES (cz!alliance):</w:t>
+      </w:r>
+      <w:r>
+        <w:t xml:space="preserve"> </w:t>
+      </w:r>
+      <w:r>
+        <w:t xml:space="preserve">- Dedicated channel: post a server link and earn alliance points (cz!alliance top)</w:t>
+      </w:r>
+      <w:r>
+        <w:t xml:space="preserve"> </w:t>
+      </w:r>
+      <w:r>
+        <w:t xml:space="preserve">- Per-user cooldown, duplicate detection, word/server filters with sanctions (mute/kick/ban), +18 server blocking</w:t>
+      </w:r>
+      <w:r>
+        <w:t xml:space="preserve"> </w:t>
+      </w:r>
+      <w:r>
+        <w:t xml:space="preserve">- Point rewards: automatic roles and money at thresholds</w:t>
+      </w:r>
+    </w:p>
+    <w:p>
+      <w:pPr>
+        <w:pStyle w:val="BodyText"/>
+      </w:pPr>
+      <w:r>
+        <w:t xml:space="preserve">TICKETS (cz!tickets):</w:t>
+      </w:r>
+      <w:r>
+        <w:t xml:space="preserve"> </w:t>
+      </w:r>
+      <w:r>
+        <w:t xml:space="preserve">- Panel with categories (support, applications…), optional forms and private channels</w:t>
+      </w:r>
+      <w:r>
+        <w:t xml:space="preserve"> </w:t>
+      </w:r>
+      <w:r>
+        <w:t xml:space="preserve">- Claim/Close buttons, log channel and auto-delete on close</w:t>
+      </w:r>
+      <w:r>
+        <w:t xml:space="preserve"> </w:t>
+      </w:r>
+      <w:r>
+        <w:t xml:space="preserve">- Each category can grant a role on open and have its own embed/color</w:t>
+      </w:r>
+    </w:p>
+    <w:p>
+      <w:pPr>
+        <w:pStyle w:val="BodyText"/>
+      </w:pPr>
+      <w:r>
+        <w:t xml:space="preserve">COMMUNITY:</w:t>
+      </w:r>
+      <w:r>
+        <w:t xml:space="preserve"> </w:t>
+      </w:r>
+      <w:r>
+        <w:t xml:space="preserve">- cz!invites - invite points with leaderboard and threshold rewards</w:t>
+      </w:r>
+      <w:r>
+        <w:t xml:space="preserve"> </w:t>
+      </w:r>
+      <w:r>
+        <w:t xml:space="preserve">- cz!starboard - highlighted messages by reactions</w:t>
+      </w:r>
+      <w:r>
+        <w:t xml:space="preserve"> </w:t>
+      </w:r>
+      <w:r>
+        <w:t xml:space="preserve">- cz!privatevc - private voice channels with panel (lock/hide/delete)</w:t>
+      </w:r>
+      <w:r>
+        <w:t xml:space="preserve"> </w:t>
+      </w:r>
+      <w:r>
+        <w:t xml:space="preserve">- cz!nitro - reposts external emojis without Nitro via webhook</w:t>
+      </w:r>
+      <w:r>
+        <w:t xml:space="preserve"> </w:t>
+      </w:r>
+      <w:r>
+        <w:t xml:space="preserve">- cz!marry / cz!divorce / cz!partner - social marriage system</w:t>
+      </w:r>
+      <w:r>
+        <w:t xml:space="preserve"> </w:t>
+      </w:r>
+      <w:r>
+        <w:t xml:space="preserve">- cz!welcome / cz!goodbye - customizable welcomes and goodbyes with variables</w:t>
+      </w:r>
+    </w:p>
+    <w:p>
+      <w:pPr>
+        <w:pStyle w:val="BodyText"/>
+      </w:pPr>
+      <w:r>
+        <w:t xml:space="preserve">MODERATION:</w:t>
+      </w:r>
+      <w:r>
+        <w:t xml:space="preserve"> </w:t>
+      </w:r>
+      <w:r>
+        <w:t xml:space="preserve">- Automod: links, invites, caps, banned words, spam (repeats) and flood (burst)</w:t>
+      </w:r>
+      <w:r>
+        <w:t xml:space="preserve"> </w:t>
+      </w:r>
+      <w:r>
+        <w:t xml:space="preserve">- cz!cooldown -</w:t>
+      </w:r>
+      <w:r>
+        <w:t xml:space="preserve"> </w:t>
+      </w:r>
+      <w:r>
+        <w:t xml:space="preserve">“wait X seconds”</w:t>
+      </w:r>
+      <w:r>
+        <w:t xml:space="preserve"> </w:t>
+      </w:r>
+      <w:r>
+        <w:t xml:space="preserve">limit per command</w:t>
+      </w:r>
+    </w:p>
+    <w:p>
+      <w:pPr>
+        <w:pStyle w:val="BodyText"/>
+      </w:pPr>
+      <w:r>
+        <w:t xml:space="preserve">DASHBOARD:</w:t>
+      </w:r>
+      <w:r>
+        <w:t xml:space="preserve"> </w:t>
+      </w:r>
+      <w:r>
+        <w:t xml:space="preserve">- New sections: Economy, Community, Automod, Alliances and Tickets</w:t>
+      </w:r>
+      <w:r>
+        <w:t xml:space="preserve"> </w:t>
+      </w:r>
+      <w:r>
+        <w:t xml:space="preserve">- QuickHelp:</w:t>
+      </w:r>
+      <w:r>
+        <w:t xml:space="preserve"> </w:t>
+      </w:r>
+      <w:r>
+        <w:t xml:space="preserve">“?”</w:t>
+      </w:r>
+      <w:r>
+        <w:t xml:space="preserve"> </w:t>
+      </w:r>
+      <w:r>
+        <w:t xml:space="preserve">button in every section showing its commands and what they do</w:t>
+      </w:r>
+      <w:r>
+        <w:t xml:space="preserve"> </w:t>
+      </w:r>
+      <w:r>
+        <w:t xml:space="preserve">- Per-level roles configurable from Levels (cz!levelconfig role)</w:t>
       </w:r>
     </w:p>
     <w:sectPr>
